--- a/Visa2026.Module/Resources/Templates/sahsy_kagyz.docx
+++ b/Visa2026.Module/Resources/Templates/sahsy_kagyz.docx
@@ -52,13 +52,13 @@
         <mc:AlternateContent>
           <mc:Choice Requires="wps">
             <w:drawing>
-              <wp:anchor distT="45720" distB="45720" distL="114300" distR="114300" simplePos="0" relativeHeight="251659264" behindDoc="0" locked="0" layoutInCell="1" allowOverlap="1" wp14:anchorId="0A4EDE69" wp14:editId="47D81F0C">
+              <wp:anchor distT="45720" distB="45720" distL="114300" distR="114300" simplePos="0" relativeHeight="251659264" behindDoc="0" locked="0" layoutInCell="1" allowOverlap="1" wp14:anchorId="0A4EDE69" wp14:editId="4EFA5E97">
                 <wp:simplePos x="0" y="0"/>
                 <wp:positionH relativeFrom="margin">
-                  <wp:posOffset>4826000</wp:posOffset>
+                  <wp:posOffset>4927600</wp:posOffset>
                 </wp:positionH>
                 <wp:positionV relativeFrom="paragraph">
-                  <wp:posOffset>152400</wp:posOffset>
+                  <wp:posOffset>12700</wp:posOffset>
                 </wp:positionV>
                 <wp:extent cx="1351280" cy="1574800"/>
                 <wp:effectExtent l="0" t="0" r="20320" b="25400"/>
@@ -137,7 +137,7 @@
                 <v:stroke joinstyle="miter"/>
                 <v:path gradientshapeok="t" o:connecttype="rect"/>
               </v:shapetype>
-              <v:shape id="Text Box 2" o:spid="_x0000_s1026" type="#_x0000_t202" style="position:absolute;left:0;text-align:left;margin-left:380pt;margin-top:12pt;width:106.4pt;height:124pt;z-index:251659264;visibility:visible;mso-wrap-style:square;mso-width-percent:0;mso-height-percent:0;mso-wrap-distance-left:9pt;mso-wrap-distance-top:3.6pt;mso-wrap-distance-right:9pt;mso-wrap-distance-bottom:3.6pt;mso-position-horizontal:absolute;mso-position-horizontal-relative:margin;mso-position-vertical:absolute;mso-position-vertical-relative:text;mso-width-percent:0;mso-height-percent:0;mso-width-relative:margin;mso-height-relative:margin;v-text-anchor:top" o:gfxdata="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">
+              <v:shape id="Text Box 2" o:spid="_x0000_s1026" type="#_x0000_t202" style="position:absolute;left:0;text-align:left;margin-left:388pt;margin-top:1pt;width:106.4pt;height:124pt;z-index:251659264;visibility:visible;mso-wrap-style:square;mso-width-percent:0;mso-height-percent:0;mso-wrap-distance-left:9pt;mso-wrap-distance-top:3.6pt;mso-wrap-distance-right:9pt;mso-wrap-distance-bottom:3.6pt;mso-position-horizontal:absolute;mso-position-horizontal-relative:margin;mso-position-vertical:absolute;mso-position-vertical-relative:text;mso-width-percent:0;mso-height-percent:0;mso-width-relative:margin;mso-height-relative:margin;v-text-anchor:top" o:gfxdata="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">
                 <v:textbox>
                   <w:txbxContent>
                     <w:p>
@@ -198,51 +198,48 @@
         </w:rPr>
       </w:pPr>
     </w:p>
-    <w:p>
-      <w:pPr>
-        <w:rPr>
-          <w:rFonts w:ascii="Times New Roman" w:hAnsi="Times New Roman" w:cs="Times New Roman"/>
-          <w:sz w:val="30"/>
-          <w:szCs w:val="30"/>
-          <w:lang w:val="tr-TR"/>
-        </w:rPr>
-      </w:pPr>
-    </w:p>
     <w:tbl>
       <w:tblPr>
         <w:tblStyle w:val="TableGrid"/>
-        <w:tblW w:w="9900" w:type="dxa"/>
-        <w:tblInd w:w="-95" w:type="dxa"/>
+        <w:tblW w:w="10440" w:type="dxa"/>
+        <w:tblInd w:w="-545" w:type="dxa"/>
         <w:tblLayout w:type="fixed"/>
         <w:tblLook w:val="04A0" w:firstRow="1" w:lastRow="0" w:firstColumn="1" w:lastColumn="0" w:noHBand="0" w:noVBand="1"/>
       </w:tblPr>
       <w:tblGrid>
-        <w:gridCol w:w="4050"/>
-        <w:gridCol w:w="5850"/>
+        <w:gridCol w:w="3875"/>
+        <w:gridCol w:w="1345"/>
+        <w:gridCol w:w="5220"/>
       </w:tblGrid>
       <w:tr>
         <w:trPr>
-          <w:trHeight w:hRule="exact" w:val="496"/>
+          <w:trHeight w:val="374"/>
         </w:trPr>
         <w:tc>
           <w:tcPr>
-            <w:tcW w:w="4050" w:type="dxa"/>
+            <w:tcW w:w="3875" w:type="dxa"/>
+            <w:tcBorders>
+              <w:top w:val="nil"/>
+              <w:left w:val="nil"/>
+              <w:bottom w:val="nil"/>
+              <w:right w:val="nil"/>
+            </w:tcBorders>
           </w:tcPr>
           <w:p>
             <w:pPr>
               <w:spacing w:line="360" w:lineRule="auto"/>
               <w:rPr>
                 <w:rFonts w:ascii="Times New Roman" w:hAnsi="Times New Roman" w:cs="Times New Roman"/>
-                <w:sz w:val="30"/>
-                <w:szCs w:val="30"/>
+                <w:sz w:val="26"/>
+                <w:szCs w:val="26"/>
                 <w:lang w:val="tk-TM"/>
               </w:rPr>
             </w:pPr>
             <w:r>
               <w:rPr>
                 <w:rFonts w:ascii="Times New Roman" w:hAnsi="Times New Roman" w:cs="Times New Roman"/>
-                <w:sz w:val="30"/>
-                <w:szCs w:val="30"/>
+                <w:sz w:val="26"/>
+                <w:szCs w:val="26"/>
                 <w:lang w:val="tr-TR"/>
               </w:rPr>
               <w:t>Fam</w:t>
@@ -251,8 +248,8 @@
             <w:r>
               <w:rPr>
                 <w:rFonts w:ascii="Times New Roman" w:hAnsi="Times New Roman" w:cs="Times New Roman"/>
-                <w:sz w:val="30"/>
-                <w:szCs w:val="30"/>
+                <w:sz w:val="26"/>
+                <w:szCs w:val="26"/>
               </w:rPr>
               <w:t>ili</w:t>
             </w:r>
@@ -260,8 +257,8 @@
             <w:r>
               <w:rPr>
                 <w:rFonts w:ascii="Times New Roman" w:hAnsi="Times New Roman" w:cs="Times New Roman"/>
-                <w:sz w:val="30"/>
-                <w:szCs w:val="30"/>
+                <w:sz w:val="26"/>
+                <w:szCs w:val="26"/>
                 <w:lang w:val="tk-TM"/>
               </w:rPr>
               <w:t>ýasy, ady, atasynyň ady</w:t>
@@ -270,22 +267,29 @@
         </w:tc>
         <w:tc>
           <w:tcPr>
-            <w:tcW w:w="5850" w:type="dxa"/>
+            <w:tcW w:w="6565" w:type="dxa"/>
+            <w:gridSpan w:val="2"/>
+            <w:tcBorders>
+              <w:top w:val="nil"/>
+              <w:left w:val="nil"/>
+              <w:bottom w:val="single" w:sz="4" w:space="0" w:color="auto"/>
+              <w:right w:val="nil"/>
+            </w:tcBorders>
           </w:tcPr>
           <w:p>
             <w:pPr>
-              <w:spacing w:line="360" w:lineRule="auto"/>
-              <w:rPr>
-                <w:rFonts w:ascii="Times New Roman" w:hAnsi="Times New Roman" w:cs="Times New Roman"/>
-                <w:sz w:val="30"/>
-                <w:szCs w:val="30"/>
+              <w:jc w:val="center"/>
+              <w:rPr>
+                <w:rFonts w:ascii="Times New Roman" w:hAnsi="Times New Roman" w:cs="Times New Roman"/>
+                <w:sz w:val="26"/>
+                <w:szCs w:val="26"/>
               </w:rPr>
             </w:pPr>
             <w:r>
               <w:rPr>
                 <w:rFonts w:ascii="Times New Roman" w:hAnsi="Times New Roman" w:cs="Times New Roman"/>
-                <w:sz w:val="30"/>
-                <w:szCs w:val="30"/>
+                <w:sz w:val="26"/>
+                <w:szCs w:val="26"/>
               </w:rPr>
               <w:t>{{</w:t>
             </w:r>
@@ -294,8 +298,8 @@
             <w:r>
               <w:rPr>
                 <w:rFonts w:ascii="Times New Roman" w:hAnsi="Times New Roman" w:cs="Times New Roman"/>
-                <w:sz w:val="30"/>
-                <w:szCs w:val="30"/>
+                <w:sz w:val="26"/>
+                <w:szCs w:val="26"/>
               </w:rPr>
               <w:t>ds.rows</w:t>
             </w:r>
@@ -303,8 +307,8 @@
             <w:r>
               <w:rPr>
                 <w:rFonts w:ascii="Times New Roman" w:hAnsi="Times New Roman" w:cs="Times New Roman"/>
-                <w:sz w:val="30"/>
-                <w:szCs w:val="30"/>
+                <w:sz w:val="26"/>
+                <w:szCs w:val="26"/>
               </w:rPr>
               <w:t>.Person_FullName</w:t>
             </w:r>
@@ -312,48 +316,43 @@
             <w:r>
               <w:rPr>
                 <w:rFonts w:ascii="Times New Roman" w:hAnsi="Times New Roman" w:cs="Times New Roman"/>
-                <w:sz w:val="30"/>
-                <w:szCs w:val="30"/>
+                <w:sz w:val="26"/>
+                <w:szCs w:val="26"/>
               </w:rPr>
               <w:t>}}</w:t>
             </w:r>
-          </w:p>
-          <w:p>
-            <w:pPr>
-              <w:spacing w:line="360" w:lineRule="auto"/>
-              <w:rPr>
-                <w:rFonts w:ascii="Times New Roman" w:hAnsi="Times New Roman" w:cs="Times New Roman"/>
-                <w:sz w:val="30"/>
-                <w:szCs w:val="30"/>
-                <w:lang w:val="tr-TR"/>
-              </w:rPr>
-            </w:pPr>
           </w:p>
         </w:tc>
       </w:tr>
       <w:tr>
         <w:trPr>
-          <w:trHeight w:hRule="exact" w:val="514"/>
+          <w:trHeight w:val="791"/>
         </w:trPr>
         <w:tc>
           <w:tcPr>
-            <w:tcW w:w="4050" w:type="dxa"/>
+            <w:tcW w:w="3875" w:type="dxa"/>
+            <w:tcBorders>
+              <w:top w:val="nil"/>
+              <w:left w:val="nil"/>
+              <w:bottom w:val="nil"/>
+              <w:right w:val="nil"/>
+            </w:tcBorders>
           </w:tcPr>
           <w:p>
             <w:pPr>
               <w:spacing w:line="360" w:lineRule="auto"/>
               <w:rPr>
                 <w:rFonts w:ascii="Times New Roman" w:hAnsi="Times New Roman" w:cs="Times New Roman"/>
-                <w:sz w:val="30"/>
-                <w:szCs w:val="30"/>
+                <w:sz w:val="26"/>
+                <w:szCs w:val="26"/>
                 <w:lang w:val="tr-TR"/>
               </w:rPr>
             </w:pPr>
             <w:r>
               <w:rPr>
                 <w:rFonts w:ascii="Times New Roman" w:hAnsi="Times New Roman" w:cs="Times New Roman"/>
-                <w:sz w:val="30"/>
-                <w:szCs w:val="30"/>
+                <w:sz w:val="26"/>
+                <w:szCs w:val="26"/>
                 <w:lang w:val="tr-TR"/>
               </w:rPr>
               <w:t>Doglan senesi we ýeri</w:t>
@@ -362,38 +361,34 @@
         </w:tc>
         <w:tc>
           <w:tcPr>
-            <w:tcW w:w="5850" w:type="dxa"/>
+            <w:tcW w:w="6565" w:type="dxa"/>
+            <w:gridSpan w:val="2"/>
+            <w:tcBorders>
+              <w:top w:val="single" w:sz="4" w:space="0" w:color="auto"/>
+              <w:left w:val="nil"/>
+              <w:bottom w:val="single" w:sz="4" w:space="0" w:color="auto"/>
+              <w:right w:val="nil"/>
+            </w:tcBorders>
           </w:tcPr>
           <w:p>
             <w:pPr>
-              <w:spacing w:line="360" w:lineRule="auto"/>
-              <w:rPr>
-                <w:rFonts w:ascii="Times New Roman" w:hAnsi="Times New Roman" w:cs="Times New Roman"/>
-                <w:sz w:val="30"/>
-                <w:szCs w:val="30"/>
+              <w:jc w:val="center"/>
+              <w:rPr>
+                <w:rFonts w:ascii="Times New Roman" w:hAnsi="Times New Roman" w:cs="Times New Roman"/>
+                <w:sz w:val="26"/>
+                <w:szCs w:val="26"/>
                 <w:lang w:val="tr-TR"/>
               </w:rPr>
             </w:pPr>
             <w:r>
               <w:rPr>
                 <w:rFonts w:ascii="Times New Roman" w:hAnsi="Times New Roman" w:cs="Times New Roman"/>
-                <w:sz w:val="30"/>
-                <w:szCs w:val="30"/>
+                <w:sz w:val="26"/>
+                <w:szCs w:val="26"/>
                 <w:lang w:val="tr-TR"/>
               </w:rPr>
               <w:t>{{ds.rows.Person_DateOfBirthText}} ý.,{{ds.rows.Person_CountryOfBirthCode}}, {{ds.rows.Person_BirthPlace}}</w:t>
             </w:r>
-          </w:p>
-          <w:p>
-            <w:pPr>
-              <w:spacing w:line="360" w:lineRule="auto"/>
-              <w:rPr>
-                <w:rFonts w:ascii="Times New Roman" w:hAnsi="Times New Roman" w:cs="Times New Roman"/>
-                <w:sz w:val="30"/>
-                <w:szCs w:val="30"/>
-                <w:lang w:val="tr-TR"/>
-              </w:rPr>
-            </w:pPr>
           </w:p>
         </w:tc>
       </w:tr>
@@ -403,23 +398,29 @@
         </w:trPr>
         <w:tc>
           <w:tcPr>
-            <w:tcW w:w="4050" w:type="dxa"/>
+            <w:tcW w:w="3875" w:type="dxa"/>
+            <w:tcBorders>
+              <w:top w:val="nil"/>
+              <w:left w:val="nil"/>
+              <w:bottom w:val="nil"/>
+              <w:right w:val="nil"/>
+            </w:tcBorders>
           </w:tcPr>
           <w:p>
             <w:pPr>
               <w:spacing w:line="360" w:lineRule="auto"/>
               <w:rPr>
                 <w:rFonts w:ascii="Times New Roman" w:hAnsi="Times New Roman" w:cs="Times New Roman"/>
-                <w:sz w:val="30"/>
-                <w:szCs w:val="30"/>
+                <w:sz w:val="26"/>
+                <w:szCs w:val="26"/>
                 <w:lang w:val="tr-TR"/>
               </w:rPr>
             </w:pPr>
             <w:r>
               <w:rPr>
                 <w:rFonts w:ascii="Times New Roman" w:hAnsi="Times New Roman" w:cs="Times New Roman"/>
-                <w:sz w:val="30"/>
-                <w:szCs w:val="30"/>
+                <w:sz w:val="26"/>
+                <w:szCs w:val="26"/>
                 <w:lang w:val="tr-TR"/>
               </w:rPr>
               <w:t>Raýatlygy</w:t>
@@ -428,22 +429,30 @@
         </w:tc>
         <w:tc>
           <w:tcPr>
-            <w:tcW w:w="5850" w:type="dxa"/>
+            <w:tcW w:w="6565" w:type="dxa"/>
+            <w:gridSpan w:val="2"/>
+            <w:tcBorders>
+              <w:top w:val="single" w:sz="4" w:space="0" w:color="auto"/>
+              <w:left w:val="nil"/>
+              <w:bottom w:val="single" w:sz="4" w:space="0" w:color="auto"/>
+              <w:right w:val="nil"/>
+            </w:tcBorders>
           </w:tcPr>
           <w:p>
             <w:pPr>
               <w:spacing w:line="360" w:lineRule="auto"/>
-              <w:rPr>
-                <w:rFonts w:ascii="Times New Roman" w:hAnsi="Times New Roman" w:cs="Times New Roman"/>
-                <w:sz w:val="30"/>
-                <w:szCs w:val="30"/>
+              <w:jc w:val="center"/>
+              <w:rPr>
+                <w:rFonts w:ascii="Times New Roman" w:hAnsi="Times New Roman" w:cs="Times New Roman"/>
+                <w:sz w:val="26"/>
+                <w:szCs w:val="26"/>
               </w:rPr>
             </w:pPr>
             <w:r>
               <w:rPr>
                 <w:rFonts w:ascii="Times New Roman" w:hAnsi="Times New Roman" w:cs="Times New Roman"/>
-                <w:sz w:val="30"/>
-                <w:szCs w:val="30"/>
+                <w:sz w:val="26"/>
+                <w:szCs w:val="26"/>
               </w:rPr>
               <w:t>{{</w:t>
             </w:r>
@@ -452,8 +461,8 @@
             <w:r>
               <w:rPr>
                 <w:rFonts w:ascii="Times New Roman" w:hAnsi="Times New Roman" w:cs="Times New Roman"/>
-                <w:sz w:val="30"/>
-                <w:szCs w:val="30"/>
+                <w:sz w:val="26"/>
+                <w:szCs w:val="26"/>
               </w:rPr>
               <w:t>ds.rows</w:t>
             </w:r>
@@ -461,8 +470,8 @@
             <w:r>
               <w:rPr>
                 <w:rFonts w:ascii="Times New Roman" w:hAnsi="Times New Roman" w:cs="Times New Roman"/>
-                <w:sz w:val="30"/>
-                <w:szCs w:val="30"/>
+                <w:sz w:val="26"/>
+                <w:szCs w:val="26"/>
               </w:rPr>
               <w:t>.Person_NationalityCode</w:t>
             </w:r>
@@ -470,8 +479,8 @@
             <w:r>
               <w:rPr>
                 <w:rFonts w:ascii="Times New Roman" w:hAnsi="Times New Roman" w:cs="Times New Roman"/>
-                <w:sz w:val="30"/>
-                <w:szCs w:val="30"/>
+                <w:sz w:val="26"/>
+                <w:szCs w:val="26"/>
               </w:rPr>
               <w:t>}}</w:t>
             </w:r>
@@ -479,10 +488,11 @@
           <w:p>
             <w:pPr>
               <w:spacing w:line="360" w:lineRule="auto"/>
-              <w:rPr>
-                <w:rFonts w:ascii="Times New Roman" w:hAnsi="Times New Roman" w:cs="Times New Roman"/>
-                <w:sz w:val="30"/>
-                <w:szCs w:val="30"/>
+              <w:jc w:val="center"/>
+              <w:rPr>
+                <w:rFonts w:ascii="Times New Roman" w:hAnsi="Times New Roman" w:cs="Times New Roman"/>
+                <w:sz w:val="26"/>
+                <w:szCs w:val="26"/>
                 <w:lang w:val="tr-TR"/>
               </w:rPr>
             </w:pPr>
@@ -491,27 +501,33 @@
       </w:tr>
       <w:tr>
         <w:trPr>
-          <w:trHeight w:hRule="exact" w:val="1000"/>
+          <w:trHeight w:val="854"/>
         </w:trPr>
         <w:tc>
           <w:tcPr>
-            <w:tcW w:w="4050" w:type="dxa"/>
+            <w:tcW w:w="3875" w:type="dxa"/>
+            <w:tcBorders>
+              <w:top w:val="nil"/>
+              <w:left w:val="nil"/>
+              <w:bottom w:val="nil"/>
+              <w:right w:val="nil"/>
+            </w:tcBorders>
           </w:tcPr>
           <w:p>
             <w:pPr>
-              <w:spacing w:line="360" w:lineRule="auto"/>
-              <w:rPr>
-                <w:rFonts w:ascii="Times New Roman" w:hAnsi="Times New Roman" w:cs="Times New Roman"/>
-                <w:sz w:val="30"/>
-                <w:szCs w:val="30"/>
+              <w:spacing w:line="276" w:lineRule="auto"/>
+              <w:rPr>
+                <w:rFonts w:ascii="Times New Roman" w:hAnsi="Times New Roman" w:cs="Times New Roman"/>
+                <w:sz w:val="26"/>
+                <w:szCs w:val="26"/>
                 <w:lang w:val="tr-TR"/>
               </w:rPr>
             </w:pPr>
             <w:r>
               <w:rPr>
                 <w:rFonts w:ascii="Times New Roman" w:hAnsi="Times New Roman" w:cs="Times New Roman"/>
-                <w:sz w:val="30"/>
-                <w:szCs w:val="30"/>
+                <w:sz w:val="26"/>
+                <w:szCs w:val="26"/>
                 <w:lang w:val="tr-TR"/>
               </w:rPr>
               <w:t>Pasportyň belgisi, berlen senesi we möhleti</w:t>
@@ -520,23 +536,30 @@
         </w:tc>
         <w:tc>
           <w:tcPr>
-            <w:tcW w:w="5850" w:type="dxa"/>
+            <w:tcW w:w="6565" w:type="dxa"/>
+            <w:gridSpan w:val="2"/>
+            <w:tcBorders>
+              <w:top w:val="single" w:sz="4" w:space="0" w:color="auto"/>
+              <w:left w:val="nil"/>
+              <w:bottom w:val="single" w:sz="4" w:space="0" w:color="auto"/>
+              <w:right w:val="nil"/>
+            </w:tcBorders>
           </w:tcPr>
           <w:p>
             <w:pPr>
-              <w:spacing w:line="360" w:lineRule="auto"/>
-              <w:rPr>
-                <w:rFonts w:ascii="Times New Roman" w:hAnsi="Times New Roman" w:cs="Times New Roman"/>
-                <w:sz w:val="30"/>
-                <w:szCs w:val="30"/>
+              <w:jc w:val="center"/>
+              <w:rPr>
+                <w:rFonts w:ascii="Times New Roman" w:hAnsi="Times New Roman" w:cs="Times New Roman"/>
+                <w:sz w:val="26"/>
+                <w:szCs w:val="26"/>
                 <w:lang w:val="tr-TR"/>
               </w:rPr>
             </w:pPr>
             <w:r>
               <w:rPr>
                 <w:rFonts w:ascii="Times New Roman" w:hAnsi="Times New Roman" w:cs="Times New Roman"/>
-                <w:sz w:val="30"/>
-                <w:szCs w:val="30"/>
+                <w:sz w:val="26"/>
+                <w:szCs w:val="26"/>
                 <w:lang w:val="tr-TR"/>
               </w:rPr>
               <w:t>{{ds.rows.Passport_Number}}, {{ds.rows.Passport_IssueDateText}} ý.,{{ds.rows.Passport_ExpirationDateText}} ý.</w:t>
@@ -546,27 +569,33 @@
       </w:tr>
       <w:tr>
         <w:trPr>
-          <w:trHeight w:hRule="exact" w:val="541"/>
+          <w:trHeight w:hRule="exact" w:val="451"/>
         </w:trPr>
         <w:tc>
           <w:tcPr>
-            <w:tcW w:w="4050" w:type="dxa"/>
+            <w:tcW w:w="3875" w:type="dxa"/>
+            <w:tcBorders>
+              <w:top w:val="nil"/>
+              <w:left w:val="nil"/>
+              <w:bottom w:val="nil"/>
+              <w:right w:val="nil"/>
+            </w:tcBorders>
           </w:tcPr>
           <w:p>
             <w:pPr>
               <w:spacing w:line="360" w:lineRule="auto"/>
               <w:rPr>
                 <w:rFonts w:ascii="Times New Roman" w:hAnsi="Times New Roman" w:cs="Times New Roman"/>
-                <w:sz w:val="30"/>
-                <w:szCs w:val="30"/>
+                <w:sz w:val="26"/>
+                <w:szCs w:val="26"/>
                 <w:lang w:val="tr-TR"/>
               </w:rPr>
             </w:pPr>
             <w:r>
               <w:rPr>
                 <w:rFonts w:ascii="Times New Roman" w:hAnsi="Times New Roman" w:cs="Times New Roman"/>
-                <w:sz w:val="30"/>
-                <w:szCs w:val="30"/>
+                <w:sz w:val="26"/>
+                <w:szCs w:val="26"/>
                 <w:lang w:val="tr-TR"/>
               </w:rPr>
               <w:t>Şahsy belgisi</w:t>
@@ -575,22 +604,30 @@
         </w:tc>
         <w:tc>
           <w:tcPr>
-            <w:tcW w:w="5850" w:type="dxa"/>
+            <w:tcW w:w="6565" w:type="dxa"/>
+            <w:gridSpan w:val="2"/>
+            <w:tcBorders>
+              <w:top w:val="single" w:sz="4" w:space="0" w:color="auto"/>
+              <w:left w:val="nil"/>
+              <w:bottom w:val="single" w:sz="4" w:space="0" w:color="auto"/>
+              <w:right w:val="nil"/>
+            </w:tcBorders>
           </w:tcPr>
           <w:p>
             <w:pPr>
               <w:spacing w:line="360" w:lineRule="auto"/>
-              <w:rPr>
-                <w:rFonts w:ascii="Times New Roman" w:hAnsi="Times New Roman" w:cs="Times New Roman"/>
-                <w:sz w:val="30"/>
-                <w:szCs w:val="30"/>
+              <w:jc w:val="center"/>
+              <w:rPr>
+                <w:rFonts w:ascii="Times New Roman" w:hAnsi="Times New Roman" w:cs="Times New Roman"/>
+                <w:sz w:val="26"/>
+                <w:szCs w:val="26"/>
               </w:rPr>
             </w:pPr>
             <w:r>
               <w:rPr>
                 <w:rFonts w:ascii="Times New Roman" w:hAnsi="Times New Roman" w:cs="Times New Roman"/>
-                <w:sz w:val="30"/>
-                <w:szCs w:val="30"/>
+                <w:sz w:val="26"/>
+                <w:szCs w:val="26"/>
               </w:rPr>
               <w:t>{{</w:t>
             </w:r>
@@ -599,8 +636,8 @@
             <w:r>
               <w:rPr>
                 <w:rFonts w:ascii="Times New Roman" w:hAnsi="Times New Roman" w:cs="Times New Roman"/>
-                <w:sz w:val="30"/>
-                <w:szCs w:val="30"/>
+                <w:sz w:val="26"/>
+                <w:szCs w:val="26"/>
               </w:rPr>
               <w:t>ds.rows</w:t>
             </w:r>
@@ -608,8 +645,8 @@
             <w:r>
               <w:rPr>
                 <w:rFonts w:ascii="Times New Roman" w:hAnsi="Times New Roman" w:cs="Times New Roman"/>
-                <w:sz w:val="30"/>
-                <w:szCs w:val="30"/>
+                <w:sz w:val="26"/>
+                <w:szCs w:val="26"/>
               </w:rPr>
               <w:t>.Passport_PersonalNumber</w:t>
             </w:r>
@@ -617,8 +654,8 @@
             <w:r>
               <w:rPr>
                 <w:rFonts w:ascii="Times New Roman" w:hAnsi="Times New Roman" w:cs="Times New Roman"/>
-                <w:sz w:val="30"/>
-                <w:szCs w:val="30"/>
+                <w:sz w:val="26"/>
+                <w:szCs w:val="26"/>
               </w:rPr>
               <w:t>}}</w:t>
             </w:r>
@@ -626,10 +663,11 @@
           <w:p>
             <w:pPr>
               <w:spacing w:line="360" w:lineRule="auto"/>
-              <w:rPr>
-                <w:rFonts w:ascii="Times New Roman" w:hAnsi="Times New Roman" w:cs="Times New Roman"/>
-                <w:sz w:val="30"/>
-                <w:szCs w:val="30"/>
+              <w:jc w:val="center"/>
+              <w:rPr>
+                <w:rFonts w:ascii="Times New Roman" w:hAnsi="Times New Roman" w:cs="Times New Roman"/>
+                <w:sz w:val="26"/>
+                <w:szCs w:val="26"/>
                 <w:lang w:val="tr-TR"/>
               </w:rPr>
             </w:pPr>
@@ -638,27 +676,33 @@
       </w:tr>
       <w:tr>
         <w:trPr>
-          <w:trHeight w:hRule="exact" w:val="568"/>
+          <w:trHeight w:hRule="exact" w:val="451"/>
         </w:trPr>
         <w:tc>
           <w:tcPr>
-            <w:tcW w:w="4050" w:type="dxa"/>
+            <w:tcW w:w="3875" w:type="dxa"/>
+            <w:tcBorders>
+              <w:top w:val="nil"/>
+              <w:left w:val="nil"/>
+              <w:bottom w:val="nil"/>
+              <w:right w:val="nil"/>
+            </w:tcBorders>
           </w:tcPr>
           <w:p>
             <w:pPr>
               <w:spacing w:line="360" w:lineRule="auto"/>
               <w:rPr>
                 <w:rFonts w:ascii="Times New Roman" w:hAnsi="Times New Roman" w:cs="Times New Roman"/>
-                <w:sz w:val="30"/>
-                <w:szCs w:val="30"/>
+                <w:sz w:val="26"/>
+                <w:szCs w:val="26"/>
                 <w:lang w:val="tr-TR"/>
               </w:rPr>
             </w:pPr>
             <w:r>
               <w:rPr>
                 <w:rFonts w:ascii="Times New Roman" w:hAnsi="Times New Roman" w:cs="Times New Roman"/>
-                <w:sz w:val="30"/>
-                <w:szCs w:val="30"/>
+                <w:sz w:val="26"/>
+                <w:szCs w:val="26"/>
                 <w:lang w:val="tr-TR"/>
               </w:rPr>
               <w:t>Bilimi, okan ýeri</w:t>
@@ -667,23 +711,30 @@
         </w:tc>
         <w:tc>
           <w:tcPr>
-            <w:tcW w:w="5850" w:type="dxa"/>
+            <w:tcW w:w="6565" w:type="dxa"/>
+            <w:gridSpan w:val="2"/>
+            <w:tcBorders>
+              <w:top w:val="single" w:sz="4" w:space="0" w:color="auto"/>
+              <w:left w:val="nil"/>
+              <w:bottom w:val="single" w:sz="4" w:space="0" w:color="auto"/>
+              <w:right w:val="nil"/>
+            </w:tcBorders>
           </w:tcPr>
           <w:p>
             <w:pPr>
-              <w:spacing w:line="360" w:lineRule="auto"/>
-              <w:rPr>
-                <w:rFonts w:ascii="Times New Roman" w:hAnsi="Times New Roman" w:cs="Times New Roman"/>
-                <w:sz w:val="30"/>
-                <w:szCs w:val="30"/>
+              <w:jc w:val="center"/>
+              <w:rPr>
+                <w:rFonts w:ascii="Times New Roman" w:hAnsi="Times New Roman" w:cs="Times New Roman"/>
+                <w:sz w:val="26"/>
+                <w:szCs w:val="26"/>
                 <w:lang w:val="tr-TR"/>
               </w:rPr>
             </w:pPr>
             <w:r>
               <w:rPr>
                 <w:rFonts w:ascii="Times New Roman" w:hAnsi="Times New Roman" w:cs="Times New Roman"/>
-                <w:sz w:val="30"/>
-                <w:szCs w:val="30"/>
+                <w:sz w:val="26"/>
+                <w:szCs w:val="26"/>
                 <w:lang w:val="tr-TR"/>
               </w:rPr>
               <w:t>{{ds.rows.Education_LevelTm}}, {{ds.rows.Education_CountryCode}}, {{ds.rows.Education_InstitutionName}}</w:t>
@@ -693,27 +744,33 @@
       </w:tr>
       <w:tr>
         <w:trPr>
-          <w:trHeight w:hRule="exact" w:val="432"/>
+          <w:trHeight w:val="432"/>
         </w:trPr>
         <w:tc>
           <w:tcPr>
-            <w:tcW w:w="4050" w:type="dxa"/>
+            <w:tcW w:w="3875" w:type="dxa"/>
+            <w:tcBorders>
+              <w:top w:val="nil"/>
+              <w:left w:val="nil"/>
+              <w:bottom w:val="nil"/>
+              <w:right w:val="nil"/>
+            </w:tcBorders>
           </w:tcPr>
           <w:p>
             <w:pPr>
               <w:spacing w:line="360" w:lineRule="auto"/>
               <w:rPr>
                 <w:rFonts w:ascii="Times New Roman" w:hAnsi="Times New Roman" w:cs="Times New Roman"/>
-                <w:sz w:val="30"/>
-                <w:szCs w:val="30"/>
+                <w:sz w:val="26"/>
+                <w:szCs w:val="26"/>
                 <w:lang w:val="tr-TR"/>
               </w:rPr>
             </w:pPr>
             <w:r>
               <w:rPr>
                 <w:rFonts w:ascii="Times New Roman" w:hAnsi="Times New Roman" w:cs="Times New Roman"/>
-                <w:sz w:val="30"/>
-                <w:szCs w:val="30"/>
+                <w:sz w:val="26"/>
+                <w:szCs w:val="26"/>
                 <w:lang w:val="tr-TR"/>
               </w:rPr>
               <w:t>Hünäri</w:t>
@@ -722,22 +779,29 @@
         </w:tc>
         <w:tc>
           <w:tcPr>
-            <w:tcW w:w="5850" w:type="dxa"/>
+            <w:tcW w:w="6565" w:type="dxa"/>
+            <w:gridSpan w:val="2"/>
+            <w:tcBorders>
+              <w:top w:val="single" w:sz="4" w:space="0" w:color="auto"/>
+              <w:left w:val="nil"/>
+              <w:bottom w:val="single" w:sz="4" w:space="0" w:color="auto"/>
+              <w:right w:val="nil"/>
+            </w:tcBorders>
           </w:tcPr>
           <w:p>
             <w:pPr>
-              <w:spacing w:line="360" w:lineRule="auto"/>
-              <w:rPr>
-                <w:rFonts w:ascii="Times New Roman" w:hAnsi="Times New Roman" w:cs="Times New Roman"/>
-                <w:sz w:val="30"/>
-                <w:szCs w:val="30"/>
+              <w:jc w:val="center"/>
+              <w:rPr>
+                <w:rFonts w:ascii="Times New Roman" w:hAnsi="Times New Roman" w:cs="Times New Roman"/>
+                <w:sz w:val="26"/>
+                <w:szCs w:val="26"/>
               </w:rPr>
             </w:pPr>
             <w:r>
               <w:rPr>
                 <w:rFonts w:ascii="Times New Roman" w:hAnsi="Times New Roman" w:cs="Times New Roman"/>
-                <w:sz w:val="30"/>
-                <w:szCs w:val="30"/>
+                <w:sz w:val="26"/>
+                <w:szCs w:val="26"/>
               </w:rPr>
               <w:t>{{</w:t>
             </w:r>
@@ -746,8 +810,8 @@
             <w:r>
               <w:rPr>
                 <w:rFonts w:ascii="Times New Roman" w:hAnsi="Times New Roman" w:cs="Times New Roman"/>
-                <w:sz w:val="30"/>
-                <w:szCs w:val="30"/>
+                <w:sz w:val="26"/>
+                <w:szCs w:val="26"/>
               </w:rPr>
               <w:t>ds.rows</w:t>
             </w:r>
@@ -755,8 +819,8 @@
             <w:r>
               <w:rPr>
                 <w:rFonts w:ascii="Times New Roman" w:hAnsi="Times New Roman" w:cs="Times New Roman"/>
-                <w:sz w:val="30"/>
-                <w:szCs w:val="30"/>
+                <w:sz w:val="26"/>
+                <w:szCs w:val="26"/>
               </w:rPr>
               <w:t>.Education_SpecialtyTm</w:t>
             </w:r>
@@ -764,48 +828,42 @@
             <w:r>
               <w:rPr>
                 <w:rFonts w:ascii="Times New Roman" w:hAnsi="Times New Roman" w:cs="Times New Roman"/>
-                <w:sz w:val="30"/>
-                <w:szCs w:val="30"/>
+                <w:sz w:val="26"/>
+                <w:szCs w:val="26"/>
               </w:rPr>
               <w:t>}}</w:t>
             </w:r>
-          </w:p>
-          <w:p>
-            <w:pPr>
-              <w:spacing w:line="360" w:lineRule="auto"/>
-              <w:rPr>
-                <w:rFonts w:ascii="Times New Roman" w:hAnsi="Times New Roman" w:cs="Times New Roman"/>
-                <w:sz w:val="30"/>
-                <w:szCs w:val="30"/>
-                <w:lang w:val="tr-TR"/>
-              </w:rPr>
-            </w:pPr>
           </w:p>
         </w:tc>
       </w:tr>
       <w:tr>
         <w:trPr>
-          <w:trHeight w:hRule="exact" w:val="550"/>
+          <w:trHeight w:val="374"/>
         </w:trPr>
         <w:tc>
           <w:tcPr>
-            <w:tcW w:w="4050" w:type="dxa"/>
+            <w:tcW w:w="3875" w:type="dxa"/>
+            <w:tcBorders>
+              <w:top w:val="nil"/>
+              <w:left w:val="nil"/>
+              <w:bottom w:val="nil"/>
+              <w:right w:val="nil"/>
+            </w:tcBorders>
           </w:tcPr>
           <w:p>
             <w:pPr>
               <w:spacing w:line="360" w:lineRule="auto"/>
               <w:rPr>
                 <w:rFonts w:ascii="Times New Roman" w:hAnsi="Times New Roman" w:cs="Times New Roman"/>
-                <w:sz w:val="30"/>
-                <w:szCs w:val="30"/>
-                <w:lang w:val="tr-TR"/>
+                <w:sz w:val="26"/>
+                <w:szCs w:val="26"/>
               </w:rPr>
             </w:pPr>
             <w:r>
               <w:rPr>
                 <w:rFonts w:ascii="Times New Roman" w:hAnsi="Times New Roman" w:cs="Times New Roman"/>
-                <w:sz w:val="30"/>
-                <w:szCs w:val="30"/>
+                <w:sz w:val="26"/>
+                <w:szCs w:val="26"/>
                 <w:lang w:val="tr-TR"/>
               </w:rPr>
               <w:t>Wezipesi</w:t>
@@ -814,22 +872,29 @@
         </w:tc>
         <w:tc>
           <w:tcPr>
-            <w:tcW w:w="5850" w:type="dxa"/>
+            <w:tcW w:w="6565" w:type="dxa"/>
+            <w:gridSpan w:val="2"/>
+            <w:tcBorders>
+              <w:top w:val="single" w:sz="4" w:space="0" w:color="auto"/>
+              <w:left w:val="nil"/>
+              <w:bottom w:val="single" w:sz="4" w:space="0" w:color="auto"/>
+              <w:right w:val="nil"/>
+            </w:tcBorders>
           </w:tcPr>
           <w:p>
             <w:pPr>
-              <w:spacing w:line="360" w:lineRule="auto"/>
-              <w:rPr>
-                <w:rFonts w:ascii="Times New Roman" w:hAnsi="Times New Roman" w:cs="Times New Roman"/>
-                <w:sz w:val="30"/>
-                <w:szCs w:val="30"/>
+              <w:jc w:val="center"/>
+              <w:rPr>
+                <w:rFonts w:ascii="Times New Roman" w:hAnsi="Times New Roman" w:cs="Times New Roman"/>
+                <w:sz w:val="26"/>
+                <w:szCs w:val="26"/>
               </w:rPr>
             </w:pPr>
             <w:r>
               <w:rPr>
                 <w:rFonts w:ascii="Times New Roman" w:hAnsi="Times New Roman" w:cs="Times New Roman"/>
-                <w:sz w:val="30"/>
-                <w:szCs w:val="30"/>
+                <w:sz w:val="26"/>
+                <w:szCs w:val="26"/>
               </w:rPr>
               <w:t>{{</w:t>
             </w:r>
@@ -838,8 +903,8 @@
             <w:r>
               <w:rPr>
                 <w:rFonts w:ascii="Times New Roman" w:hAnsi="Times New Roman" w:cs="Times New Roman"/>
-                <w:sz w:val="30"/>
-                <w:szCs w:val="30"/>
+                <w:sz w:val="26"/>
+                <w:szCs w:val="26"/>
               </w:rPr>
               <w:t>ds.rows</w:t>
             </w:r>
@@ -847,8 +912,8 @@
             <w:r>
               <w:rPr>
                 <w:rFonts w:ascii="Times New Roman" w:hAnsi="Times New Roman" w:cs="Times New Roman"/>
-                <w:sz w:val="30"/>
-                <w:szCs w:val="30"/>
+                <w:sz w:val="26"/>
+                <w:szCs w:val="26"/>
               </w:rPr>
               <w:t>.Position_PositionTm</w:t>
             </w:r>
@@ -856,21 +921,11 @@
             <w:r>
               <w:rPr>
                 <w:rFonts w:ascii="Times New Roman" w:hAnsi="Times New Roman" w:cs="Times New Roman"/>
-                <w:sz w:val="30"/>
-                <w:szCs w:val="30"/>
+                <w:sz w:val="26"/>
+                <w:szCs w:val="26"/>
               </w:rPr>
               <w:t>}}</w:t>
             </w:r>
-          </w:p>
-          <w:p>
-            <w:pPr>
-              <w:spacing w:line="360" w:lineRule="auto"/>
-              <w:rPr>
-                <w:rFonts w:ascii="Times New Roman" w:hAnsi="Times New Roman" w:cs="Times New Roman"/>
-                <w:sz w:val="30"/>
-                <w:szCs w:val="30"/>
-              </w:rPr>
-            </w:pPr>
           </w:p>
         </w:tc>
       </w:tr>
@@ -880,23 +935,29 @@
         </w:trPr>
         <w:tc>
           <w:tcPr>
-            <w:tcW w:w="4050" w:type="dxa"/>
+            <w:tcW w:w="3875" w:type="dxa"/>
+            <w:tcBorders>
+              <w:top w:val="nil"/>
+              <w:left w:val="nil"/>
+              <w:bottom w:val="nil"/>
+              <w:right w:val="nil"/>
+            </w:tcBorders>
           </w:tcPr>
           <w:p>
             <w:pPr>
               <w:spacing w:line="276" w:lineRule="auto"/>
               <w:rPr>
                 <w:rFonts w:ascii="Times New Roman" w:hAnsi="Times New Roman" w:cs="Times New Roman"/>
-                <w:sz w:val="30"/>
-                <w:szCs w:val="30"/>
+                <w:sz w:val="26"/>
+                <w:szCs w:val="26"/>
                 <w:lang w:val="tk-TM"/>
               </w:rPr>
             </w:pPr>
             <w:r>
               <w:rPr>
                 <w:rFonts w:ascii="Times New Roman" w:hAnsi="Times New Roman" w:cs="Times New Roman"/>
-                <w:sz w:val="30"/>
-                <w:szCs w:val="30"/>
+                <w:sz w:val="26"/>
+                <w:szCs w:val="26"/>
                 <w:lang w:val="tr-TR"/>
               </w:rPr>
               <w:t>Türkmenistanda ö</w:t>
@@ -904,8 +965,8 @@
             <w:r>
               <w:rPr>
                 <w:rFonts w:ascii="Times New Roman" w:hAnsi="Times New Roman" w:cs="Times New Roman"/>
-                <w:sz w:val="30"/>
-                <w:szCs w:val="30"/>
+                <w:sz w:val="26"/>
+                <w:szCs w:val="26"/>
                 <w:lang w:val="tk-TM"/>
               </w:rPr>
               <w:t>ňki işlän ýeri</w:t>
@@ -914,15 +975,23 @@
         </w:tc>
         <w:tc>
           <w:tcPr>
-            <w:tcW w:w="5850" w:type="dxa"/>
+            <w:tcW w:w="6565" w:type="dxa"/>
+            <w:gridSpan w:val="2"/>
+            <w:tcBorders>
+              <w:top w:val="single" w:sz="4" w:space="0" w:color="auto"/>
+              <w:left w:val="nil"/>
+              <w:bottom w:val="single" w:sz="4" w:space="0" w:color="auto"/>
+              <w:right w:val="nil"/>
+            </w:tcBorders>
           </w:tcPr>
           <w:p>
             <w:pPr>
               <w:spacing w:line="360" w:lineRule="auto"/>
-              <w:rPr>
-                <w:rFonts w:ascii="Times New Roman" w:hAnsi="Times New Roman" w:cs="Times New Roman"/>
-                <w:sz w:val="30"/>
-                <w:szCs w:val="30"/>
+              <w:jc w:val="center"/>
+              <w:rPr>
+                <w:rFonts w:ascii="Times New Roman" w:hAnsi="Times New Roman" w:cs="Times New Roman"/>
+                <w:sz w:val="26"/>
+                <w:szCs w:val="26"/>
                 <w:lang w:val="tr-TR"/>
               </w:rPr>
             </w:pPr>
@@ -931,27 +1000,33 @@
       </w:tr>
       <w:tr>
         <w:trPr>
-          <w:trHeight w:hRule="exact" w:val="514"/>
+          <w:trHeight w:val="440"/>
         </w:trPr>
         <w:tc>
           <w:tcPr>
-            <w:tcW w:w="4050" w:type="dxa"/>
+            <w:tcW w:w="3875" w:type="dxa"/>
+            <w:tcBorders>
+              <w:top w:val="nil"/>
+              <w:left w:val="nil"/>
+              <w:bottom w:val="nil"/>
+              <w:right w:val="nil"/>
+            </w:tcBorders>
           </w:tcPr>
           <w:p>
             <w:pPr>
               <w:spacing w:line="360" w:lineRule="auto"/>
               <w:rPr>
                 <w:rFonts w:ascii="Times New Roman" w:hAnsi="Times New Roman" w:cs="Times New Roman"/>
-                <w:sz w:val="30"/>
-                <w:szCs w:val="30"/>
+                <w:sz w:val="26"/>
+                <w:szCs w:val="26"/>
                 <w:lang w:val="tr-TR"/>
               </w:rPr>
             </w:pPr>
             <w:r>
               <w:rPr>
                 <w:rFonts w:ascii="Times New Roman" w:hAnsi="Times New Roman" w:cs="Times New Roman"/>
-                <w:sz w:val="30"/>
-                <w:szCs w:val="30"/>
+                <w:sz w:val="26"/>
+                <w:szCs w:val="26"/>
                 <w:lang w:val="tr-TR"/>
               </w:rPr>
               <w:t>Maşgala ýagdaýy</w:t>
@@ -960,22 +1035,29 @@
         </w:tc>
         <w:tc>
           <w:tcPr>
-            <w:tcW w:w="5850" w:type="dxa"/>
+            <w:tcW w:w="6565" w:type="dxa"/>
+            <w:gridSpan w:val="2"/>
+            <w:tcBorders>
+              <w:top w:val="single" w:sz="4" w:space="0" w:color="auto"/>
+              <w:left w:val="nil"/>
+              <w:bottom w:val="single" w:sz="4" w:space="0" w:color="auto"/>
+              <w:right w:val="nil"/>
+            </w:tcBorders>
           </w:tcPr>
           <w:p>
             <w:pPr>
-              <w:spacing w:line="360" w:lineRule="auto"/>
-              <w:rPr>
-                <w:rFonts w:ascii="Times New Roman" w:hAnsi="Times New Roman" w:cs="Times New Roman"/>
-                <w:sz w:val="30"/>
-                <w:szCs w:val="30"/>
+              <w:jc w:val="center"/>
+              <w:rPr>
+                <w:rFonts w:ascii="Times New Roman" w:hAnsi="Times New Roman" w:cs="Times New Roman"/>
+                <w:sz w:val="26"/>
+                <w:szCs w:val="26"/>
               </w:rPr>
             </w:pPr>
             <w:r>
               <w:rPr>
                 <w:rFonts w:ascii="Times New Roman" w:hAnsi="Times New Roman" w:cs="Times New Roman"/>
-                <w:sz w:val="30"/>
-                <w:szCs w:val="30"/>
+                <w:sz w:val="26"/>
+                <w:szCs w:val="26"/>
               </w:rPr>
               <w:t>{{</w:t>
             </w:r>
@@ -984,8 +1066,8 @@
             <w:r>
               <w:rPr>
                 <w:rFonts w:ascii="Times New Roman" w:hAnsi="Times New Roman" w:cs="Times New Roman"/>
-                <w:sz w:val="30"/>
-                <w:szCs w:val="30"/>
+                <w:sz w:val="26"/>
+                <w:szCs w:val="26"/>
               </w:rPr>
               <w:t>ds.rows</w:t>
             </w:r>
@@ -993,8 +1075,8 @@
             <w:r>
               <w:rPr>
                 <w:rFonts w:ascii="Times New Roman" w:hAnsi="Times New Roman" w:cs="Times New Roman"/>
-                <w:sz w:val="30"/>
-                <w:szCs w:val="30"/>
+                <w:sz w:val="26"/>
+                <w:szCs w:val="26"/>
               </w:rPr>
               <w:t>.SahsyKagyz_FamilyStatusText</w:t>
             </w:r>
@@ -1002,48 +1084,43 @@
             <w:r>
               <w:rPr>
                 <w:rFonts w:ascii="Times New Roman" w:hAnsi="Times New Roman" w:cs="Times New Roman"/>
-                <w:sz w:val="30"/>
-                <w:szCs w:val="30"/>
+                <w:sz w:val="26"/>
+                <w:szCs w:val="26"/>
               </w:rPr>
               <w:t>}}</w:t>
             </w:r>
-          </w:p>
-          <w:p>
-            <w:pPr>
-              <w:spacing w:line="360" w:lineRule="auto"/>
-              <w:rPr>
-                <w:rFonts w:ascii="Times New Roman" w:hAnsi="Times New Roman" w:cs="Times New Roman"/>
-                <w:sz w:val="30"/>
-                <w:szCs w:val="30"/>
-                <w:lang w:val="tr-TR"/>
-              </w:rPr>
-            </w:pPr>
           </w:p>
         </w:tc>
       </w:tr>
       <w:tr>
         <w:trPr>
-          <w:trHeight w:hRule="exact" w:val="784"/>
+          <w:trHeight w:val="288"/>
         </w:trPr>
         <w:tc>
           <w:tcPr>
-            <w:tcW w:w="4050" w:type="dxa"/>
+            <w:tcW w:w="3875" w:type="dxa"/>
+            <w:tcBorders>
+              <w:top w:val="nil"/>
+              <w:left w:val="nil"/>
+              <w:bottom w:val="nil"/>
+              <w:right w:val="nil"/>
+            </w:tcBorders>
           </w:tcPr>
           <w:p>
             <w:pPr>
               <w:spacing w:line="276" w:lineRule="auto"/>
               <w:rPr>
                 <w:rFonts w:ascii="Times New Roman" w:hAnsi="Times New Roman" w:cs="Times New Roman"/>
-                <w:sz w:val="30"/>
-                <w:szCs w:val="30"/>
+                <w:sz w:val="26"/>
+                <w:szCs w:val="26"/>
                 <w:lang w:val="tr-TR"/>
               </w:rPr>
             </w:pPr>
             <w:r>
               <w:rPr>
                 <w:rFonts w:ascii="Times New Roman" w:hAnsi="Times New Roman" w:cs="Times New Roman"/>
-                <w:sz w:val="30"/>
-                <w:szCs w:val="30"/>
+                <w:sz w:val="26"/>
+                <w:szCs w:val="26"/>
                 <w:lang w:val="tr-TR"/>
               </w:rPr>
               <w:t>Daşary ýurtdaky ýaşaýan anyk salgsy</w:t>
@@ -1052,22 +1129,29 @@
         </w:tc>
         <w:tc>
           <w:tcPr>
-            <w:tcW w:w="5850" w:type="dxa"/>
+            <w:tcW w:w="6565" w:type="dxa"/>
+            <w:gridSpan w:val="2"/>
+            <w:tcBorders>
+              <w:top w:val="single" w:sz="4" w:space="0" w:color="auto"/>
+              <w:left w:val="nil"/>
+              <w:bottom w:val="nil"/>
+              <w:right w:val="nil"/>
+            </w:tcBorders>
           </w:tcPr>
           <w:p>
             <w:pPr>
-              <w:spacing w:line="360" w:lineRule="auto"/>
-              <w:rPr>
-                <w:rFonts w:ascii="Times New Roman" w:hAnsi="Times New Roman" w:cs="Times New Roman"/>
-                <w:sz w:val="30"/>
-                <w:szCs w:val="30"/>
+              <w:jc w:val="center"/>
+              <w:rPr>
+                <w:rFonts w:ascii="Times New Roman" w:hAnsi="Times New Roman" w:cs="Times New Roman"/>
+                <w:sz w:val="26"/>
+                <w:szCs w:val="26"/>
               </w:rPr>
             </w:pPr>
             <w:r>
               <w:rPr>
                 <w:rFonts w:ascii="Times New Roman" w:hAnsi="Times New Roman" w:cs="Times New Roman"/>
-                <w:sz w:val="30"/>
-                <w:szCs w:val="30"/>
+                <w:sz w:val="26"/>
+                <w:szCs w:val="26"/>
               </w:rPr>
               <w:t>{{</w:t>
             </w:r>
@@ -1076,8 +1160,8 @@
             <w:r>
               <w:rPr>
                 <w:rFonts w:ascii="Times New Roman" w:hAnsi="Times New Roman" w:cs="Times New Roman"/>
-                <w:sz w:val="30"/>
-                <w:szCs w:val="30"/>
+                <w:sz w:val="26"/>
+                <w:szCs w:val="26"/>
               </w:rPr>
               <w:t>ds.rows</w:t>
             </w:r>
@@ -1085,8 +1169,8 @@
             <w:r>
               <w:rPr>
                 <w:rFonts w:ascii="Times New Roman" w:hAnsi="Times New Roman" w:cs="Times New Roman"/>
-                <w:sz w:val="30"/>
-                <w:szCs w:val="30"/>
+                <w:sz w:val="26"/>
+                <w:szCs w:val="26"/>
               </w:rPr>
               <w:t>.Person_ForeignAddressWithCountry</w:t>
             </w:r>
@@ -1094,33 +1178,28 @@
             <w:r>
               <w:rPr>
                 <w:rFonts w:ascii="Times New Roman" w:hAnsi="Times New Roman" w:cs="Times New Roman"/>
-                <w:sz w:val="30"/>
-                <w:szCs w:val="30"/>
+                <w:sz w:val="26"/>
+                <w:szCs w:val="26"/>
               </w:rPr>
               <w:t>}}</w:t>
             </w:r>
-          </w:p>
-          <w:p>
-            <w:pPr>
-              <w:spacing w:line="360" w:lineRule="auto"/>
-              <w:rPr>
-                <w:rFonts w:ascii="Times New Roman" w:hAnsi="Times New Roman" w:cs="Times New Roman"/>
-                <w:sz w:val="30"/>
-                <w:szCs w:val="30"/>
-                <w:lang w:val="tr-TR"/>
-              </w:rPr>
-            </w:pPr>
           </w:p>
         </w:tc>
       </w:tr>
       <w:tr>
         <w:trPr>
-          <w:trHeight w:hRule="exact" w:val="793"/>
+          <w:trHeight w:hRule="exact" w:val="1063"/>
         </w:trPr>
         <w:tc>
           <w:tcPr>
-            <w:tcW w:w="9900" w:type="dxa"/>
-            <w:gridSpan w:val="2"/>
+            <w:tcW w:w="10440" w:type="dxa"/>
+            <w:gridSpan w:val="3"/>
+            <w:tcBorders>
+              <w:top w:val="nil"/>
+              <w:left w:val="nil"/>
+              <w:bottom w:val="nil"/>
+              <w:right w:val="nil"/>
+            </w:tcBorders>
           </w:tcPr>
           <w:p>
             <w:pPr>
@@ -1133,8 +1212,8 @@
                 <w:rFonts w:ascii="Times New Roman" w:hAnsi="Times New Roman"/>
                 <w:color w:val="000000"/>
                 <w:kern w:val="0"/>
-                <w:sz w:val="30"/>
-                <w:szCs w:val="30"/>
+                <w:sz w:val="26"/>
+                <w:szCs w:val="26"/>
                 <w:lang w:val="tr-TR"/>
               </w:rPr>
             </w:pPr>
@@ -1143,33 +1222,116 @@
                 <w:rFonts w:ascii="Times New Roman" w:hAnsi="Times New Roman"/>
                 <w:color w:val="000000"/>
                 <w:kern w:val="0"/>
-                <w:sz w:val="30"/>
-                <w:szCs w:val="30"/>
+                <w:sz w:val="26"/>
+                <w:szCs w:val="26"/>
                 <w:lang w:val="tr-TR"/>
               </w:rPr>
-              <w:t xml:space="preserve">         </w:t>
-            </w:r>
-            <w:r>
-              <w:rPr>
-                <w:rFonts w:ascii="Times New Roman" w:hAnsi="Times New Roman"/>
-                <w:color w:val="000000"/>
-                <w:kern w:val="0"/>
-                <w:sz w:val="30"/>
-                <w:szCs w:val="30"/>
-                <w:lang w:val="tr-TR"/>
-              </w:rPr>
-              <w:t>Daşary ýurt raýatlary barada galp maglumatlary görkezilen ýagdaýynda Türkmenistanyň kanunçylygyna laýyklykda doly jogapkärçiligi çekýärin.</w:t>
+              <w:t xml:space="preserve">         Daşary ýurt raýatlary barada galp maglumatlary görkezilen ýagdaýynda Türkmenistanyň kanunçylygyna laýyklykda doly jogapkärçiligi çekýärin.</w:t>
             </w:r>
           </w:p>
+        </w:tc>
+      </w:tr>
+      <w:tr>
+        <w:trPr>
+          <w:trHeight w:val="288"/>
+        </w:trPr>
+        <w:tc>
+          <w:tcPr>
+            <w:tcW w:w="5220" w:type="dxa"/>
+            <w:gridSpan w:val="2"/>
+            <w:tcBorders>
+              <w:top w:val="nil"/>
+              <w:left w:val="nil"/>
+              <w:bottom w:val="nil"/>
+              <w:right w:val="nil"/>
+            </w:tcBorders>
+          </w:tcPr>
+          <w:p>
+            <w:pPr>
+              <w:jc w:val="center"/>
+              <w:rPr>
+                <w:rFonts w:ascii="Times New Roman" w:hAnsi="Times New Roman" w:cs="Times New Roman"/>
+                <w:b/>
+                <w:bCs/>
+                <w:sz w:val="26"/>
+                <w:szCs w:val="26"/>
+              </w:rPr>
+            </w:pPr>
+            <w:r>
+              <w:rPr>
+                <w:rFonts w:ascii="Times New Roman" w:hAnsi="Times New Roman" w:cs="Times New Roman"/>
+                <w:b/>
+                <w:bCs/>
+                <w:sz w:val="26"/>
+                <w:szCs w:val="26"/>
+              </w:rPr>
+              <w:t>«</w:t>
+            </w:r>
+            <w:proofErr w:type="spellStart"/>
+            <w:r>
+              <w:rPr>
+                <w:rFonts w:ascii="Times New Roman" w:hAnsi="Times New Roman" w:cs="Times New Roman"/>
+                <w:b/>
+                <w:bCs/>
+                <w:sz w:val="26"/>
+                <w:szCs w:val="26"/>
+              </w:rPr>
+              <w:t>Çalık</w:t>
+            </w:r>
+            <w:proofErr w:type="spellEnd"/>
+            <w:r>
+              <w:rPr>
+                <w:rFonts w:ascii="Times New Roman" w:hAnsi="Times New Roman" w:cs="Times New Roman"/>
+                <w:b/>
+                <w:bCs/>
+                <w:sz w:val="26"/>
+                <w:szCs w:val="26"/>
+              </w:rPr>
+              <w:t xml:space="preserve"> Enerji Sanayi </w:t>
+            </w:r>
+            <w:proofErr w:type="spellStart"/>
+            <w:r>
+              <w:rPr>
+                <w:rFonts w:ascii="Times New Roman" w:hAnsi="Times New Roman" w:cs="Times New Roman"/>
+                <w:b/>
+                <w:bCs/>
+                <w:sz w:val="26"/>
+                <w:szCs w:val="26"/>
+              </w:rPr>
+              <w:t>ve</w:t>
+            </w:r>
+            <w:proofErr w:type="spellEnd"/>
+            <w:r>
+              <w:rPr>
+                <w:rFonts w:ascii="Times New Roman" w:hAnsi="Times New Roman" w:cs="Times New Roman"/>
+                <w:b/>
+                <w:bCs/>
+                <w:sz w:val="26"/>
+                <w:szCs w:val="26"/>
+              </w:rPr>
+              <w:t xml:space="preserve"> Ticaret A.Ş»</w:t>
+            </w:r>
+          </w:p>
+        </w:tc>
+        <w:tc>
+          <w:tcPr>
+            <w:tcW w:w="5220" w:type="dxa"/>
+            <w:tcBorders>
+              <w:top w:val="nil"/>
+              <w:left w:val="nil"/>
+              <w:bottom w:val="nil"/>
+              <w:right w:val="nil"/>
+            </w:tcBorders>
+          </w:tcPr>
           <w:p>
             <w:pPr>
               <w:spacing w:line="360" w:lineRule="auto"/>
-              <w:jc w:val="both"/>
-              <w:rPr>
-                <w:rFonts w:ascii="Times New Roman" w:hAnsi="Times New Roman" w:cs="Times New Roman"/>
-                <w:sz w:val="30"/>
-                <w:szCs w:val="30"/>
-                <w:lang w:val="tr-TR"/>
+              <w:rPr>
+                <w:rFonts w:ascii="Times New Roman" w:hAnsi="Times New Roman" w:cs="Times New Roman"/>
+                <w:b/>
+                <w:bCs/>
+                <w:sz w:val="26"/>
+                <w:szCs w:val="26"/>
               </w:rPr>
             </w:pPr>
           </w:p>
@@ -1177,80 +1339,95 @@
       </w:tr>
       <w:tr>
         <w:trPr>
-          <w:trHeight w:hRule="exact" w:val="829"/>
+          <w:trHeight w:val="288"/>
         </w:trPr>
         <w:tc>
           <w:tcPr>
-            <w:tcW w:w="4050" w:type="dxa"/>
+            <w:tcW w:w="5220" w:type="dxa"/>
+            <w:gridSpan w:val="2"/>
+            <w:tcBorders>
+              <w:top w:val="nil"/>
+              <w:left w:val="nil"/>
+              <w:bottom w:val="nil"/>
+              <w:right w:val="nil"/>
+            </w:tcBorders>
+          </w:tcPr>
+          <w:p>
+            <w:pPr>
+              <w:jc w:val="center"/>
+              <w:rPr>
+                <w:rFonts w:ascii="Times New Roman" w:hAnsi="Times New Roman" w:cs="Times New Roman"/>
+                <w:b/>
+                <w:bCs/>
+                <w:sz w:val="26"/>
+                <w:szCs w:val="26"/>
+              </w:rPr>
+            </w:pPr>
+            <w:r>
+              <w:rPr>
+                <w:rFonts w:ascii="Times New Roman" w:hAnsi="Times New Roman" w:cs="Times New Roman"/>
+                <w:b/>
+                <w:bCs/>
+                <w:sz w:val="26"/>
+                <w:szCs w:val="26"/>
+              </w:rPr>
+              <w:t>{{</w:t>
+            </w:r>
+            <w:proofErr w:type="spellStart"/>
+            <w:proofErr w:type="gramStart"/>
+            <w:r>
+              <w:rPr>
+                <w:rFonts w:ascii="Times New Roman" w:hAnsi="Times New Roman" w:cs="Times New Roman"/>
+                <w:b/>
+                <w:bCs/>
+                <w:sz w:val="26"/>
+                <w:szCs w:val="26"/>
+              </w:rPr>
+              <w:t>ds.rows</w:t>
+            </w:r>
+            <w:proofErr w:type="gramEnd"/>
+            <w:r>
+              <w:rPr>
+                <w:rFonts w:ascii="Times New Roman" w:hAnsi="Times New Roman" w:cs="Times New Roman"/>
+                <w:b/>
+                <w:bCs/>
+                <w:sz w:val="26"/>
+                <w:szCs w:val="26"/>
+              </w:rPr>
+              <w:t>.Application_CompanyHead_PositionTm</w:t>
+            </w:r>
+            <w:proofErr w:type="spellEnd"/>
+            <w:r>
+              <w:rPr>
+                <w:rFonts w:ascii="Times New Roman" w:hAnsi="Times New Roman" w:cs="Times New Roman"/>
+                <w:b/>
+                <w:bCs/>
+                <w:sz w:val="26"/>
+                <w:szCs w:val="26"/>
+              </w:rPr>
+              <w:t>}}</w:t>
+            </w:r>
+          </w:p>
+        </w:tc>
+        <w:tc>
+          <w:tcPr>
+            <w:tcW w:w="5220" w:type="dxa"/>
+            <w:tcBorders>
+              <w:top w:val="nil"/>
+              <w:left w:val="nil"/>
+              <w:bottom w:val="nil"/>
+              <w:right w:val="nil"/>
+            </w:tcBorders>
           </w:tcPr>
           <w:p>
             <w:pPr>
               <w:spacing w:line="360" w:lineRule="auto"/>
               <w:rPr>
                 <w:rFonts w:ascii="Times New Roman" w:hAnsi="Times New Roman" w:cs="Times New Roman"/>
-                <w:sz w:val="30"/>
-                <w:szCs w:val="30"/>
-              </w:rPr>
-            </w:pPr>
-            <w:r>
-              <w:rPr>
-                <w:rFonts w:ascii="Times New Roman" w:hAnsi="Times New Roman" w:cs="Times New Roman"/>
-                <w:sz w:val="30"/>
-                <w:szCs w:val="30"/>
-              </w:rPr>
-              <w:t>{{</w:t>
-            </w:r>
-            <w:proofErr w:type="spellStart"/>
-            <w:proofErr w:type="gramStart"/>
-            <w:r>
-              <w:rPr>
-                <w:rFonts w:ascii="Times New Roman" w:hAnsi="Times New Roman" w:cs="Times New Roman"/>
-                <w:sz w:val="30"/>
-                <w:szCs w:val="30"/>
-              </w:rPr>
-              <w:t>ds.rows</w:t>
-            </w:r>
-            <w:proofErr w:type="gramEnd"/>
-            <w:r>
-              <w:rPr>
-                <w:rFonts w:ascii="Times New Roman" w:hAnsi="Times New Roman" w:cs="Times New Roman"/>
-                <w:sz w:val="30"/>
-                <w:szCs w:val="30"/>
-              </w:rPr>
-              <w:t>.Application_CompanyHead_PositionTm</w:t>
-            </w:r>
-            <w:proofErr w:type="spellEnd"/>
-            <w:r>
-              <w:rPr>
-                <w:rFonts w:ascii="Times New Roman" w:hAnsi="Times New Roman" w:cs="Times New Roman"/>
-                <w:sz w:val="30"/>
-                <w:szCs w:val="30"/>
-              </w:rPr>
-              <w:t>}}</w:t>
-            </w:r>
-          </w:p>
-          <w:p>
-            <w:pPr>
-              <w:spacing w:line="360" w:lineRule="auto"/>
-              <w:rPr>
-                <w:rFonts w:ascii="Times New Roman" w:hAnsi="Times New Roman" w:cs="Times New Roman"/>
-                <w:sz w:val="30"/>
-                <w:szCs w:val="30"/>
-              </w:rPr>
-            </w:pPr>
-          </w:p>
-        </w:tc>
-        <w:tc>
-          <w:tcPr>
-            <w:tcW w:w="5850" w:type="dxa"/>
-          </w:tcPr>
-          <w:p>
-            <w:pPr>
-              <w:spacing w:line="360" w:lineRule="auto"/>
-              <w:rPr>
-                <w:rFonts w:ascii="Times New Roman" w:hAnsi="Times New Roman" w:cs="Times New Roman"/>
-                <w:sz w:val="30"/>
-                <w:szCs w:val="30"/>
+                <w:b/>
+                <w:bCs/>
+                <w:sz w:val="26"/>
+                <w:szCs w:val="26"/>
               </w:rPr>
             </w:pPr>
           </w:p>
@@ -1258,66 +1435,95 @@
       </w:tr>
       <w:tr>
         <w:trPr>
-          <w:trHeight w:hRule="exact" w:val="432"/>
+          <w:trHeight w:val="288"/>
         </w:trPr>
         <w:tc>
           <w:tcPr>
-            <w:tcW w:w="9900" w:type="dxa"/>
+            <w:tcW w:w="5220" w:type="dxa"/>
             <w:gridSpan w:val="2"/>
+            <w:tcBorders>
+              <w:top w:val="nil"/>
+              <w:left w:val="nil"/>
+              <w:bottom w:val="nil"/>
+              <w:right w:val="nil"/>
+            </w:tcBorders>
+          </w:tcPr>
+          <w:p>
+            <w:pPr>
+              <w:jc w:val="center"/>
+              <w:rPr>
+                <w:rFonts w:ascii="Times New Roman" w:hAnsi="Times New Roman" w:cs="Times New Roman"/>
+                <w:b/>
+                <w:bCs/>
+                <w:sz w:val="26"/>
+                <w:szCs w:val="26"/>
+              </w:rPr>
+            </w:pPr>
+            <w:r>
+              <w:rPr>
+                <w:rFonts w:ascii="Times New Roman" w:hAnsi="Times New Roman" w:cs="Times New Roman"/>
+                <w:b/>
+                <w:bCs/>
+                <w:sz w:val="26"/>
+                <w:szCs w:val="26"/>
+              </w:rPr>
+              <w:t>{{</w:t>
+            </w:r>
+            <w:proofErr w:type="spellStart"/>
+            <w:proofErr w:type="gramStart"/>
+            <w:r>
+              <w:rPr>
+                <w:rFonts w:ascii="Times New Roman" w:hAnsi="Times New Roman" w:cs="Times New Roman"/>
+                <w:b/>
+                <w:bCs/>
+                <w:sz w:val="26"/>
+                <w:szCs w:val="26"/>
+              </w:rPr>
+              <w:t>ds.rows</w:t>
+            </w:r>
+            <w:proofErr w:type="gramEnd"/>
+            <w:r>
+              <w:rPr>
+                <w:rFonts w:ascii="Times New Roman" w:hAnsi="Times New Roman" w:cs="Times New Roman"/>
+                <w:b/>
+                <w:bCs/>
+                <w:sz w:val="26"/>
+                <w:szCs w:val="26"/>
+              </w:rPr>
+              <w:t>.Application_CompanyHead_FullName</w:t>
+            </w:r>
+            <w:proofErr w:type="spellEnd"/>
+            <w:r>
+              <w:rPr>
+                <w:rFonts w:ascii="Times New Roman" w:hAnsi="Times New Roman" w:cs="Times New Roman"/>
+                <w:b/>
+                <w:bCs/>
+                <w:sz w:val="26"/>
+                <w:szCs w:val="26"/>
+              </w:rPr>
+              <w:t>}}</w:t>
+            </w:r>
+          </w:p>
+        </w:tc>
+        <w:tc>
+          <w:tcPr>
+            <w:tcW w:w="5220" w:type="dxa"/>
+            <w:tcBorders>
+              <w:top w:val="nil"/>
+              <w:left w:val="nil"/>
+              <w:bottom w:val="nil"/>
+              <w:right w:val="nil"/>
+            </w:tcBorders>
           </w:tcPr>
           <w:p>
             <w:pPr>
               <w:spacing w:line="360" w:lineRule="auto"/>
               <w:rPr>
                 <w:rFonts w:ascii="Times New Roman" w:hAnsi="Times New Roman" w:cs="Times New Roman"/>
-                <w:sz w:val="30"/>
-                <w:szCs w:val="30"/>
-              </w:rPr>
-            </w:pPr>
-            <w:r>
-              <w:rPr>
-                <w:rFonts w:ascii="Times New Roman" w:hAnsi="Times New Roman" w:cs="Times New Roman"/>
-                <w:sz w:val="30"/>
-                <w:szCs w:val="30"/>
-              </w:rPr>
-              <w:t>{{</w:t>
-            </w:r>
-            <w:proofErr w:type="spellStart"/>
-            <w:proofErr w:type="gramStart"/>
-            <w:r>
-              <w:rPr>
-                <w:rFonts w:ascii="Times New Roman" w:hAnsi="Times New Roman" w:cs="Times New Roman"/>
-                <w:sz w:val="30"/>
-                <w:szCs w:val="30"/>
-              </w:rPr>
-              <w:t>ds.rows</w:t>
-            </w:r>
-            <w:proofErr w:type="gramEnd"/>
-            <w:r>
-              <w:rPr>
-                <w:rFonts w:ascii="Times New Roman" w:hAnsi="Times New Roman" w:cs="Times New Roman"/>
-                <w:sz w:val="30"/>
-                <w:szCs w:val="30"/>
-              </w:rPr>
-              <w:t>.Application_CompanyHead_FullName</w:t>
-            </w:r>
-            <w:proofErr w:type="spellEnd"/>
-            <w:r>
-              <w:rPr>
-                <w:rFonts w:ascii="Times New Roman" w:hAnsi="Times New Roman" w:cs="Times New Roman"/>
-                <w:sz w:val="30"/>
-                <w:szCs w:val="30"/>
-              </w:rPr>
-              <w:t>}}</w:t>
-            </w:r>
-          </w:p>
-          <w:p>
-            <w:pPr>
-              <w:spacing w:line="360" w:lineRule="auto"/>
-              <w:rPr>
-                <w:rFonts w:ascii="Times New Roman" w:hAnsi="Times New Roman" w:cs="Times New Roman"/>
-                <w:sz w:val="30"/>
-                <w:szCs w:val="30"/>
+                <w:b/>
+                <w:bCs/>
+                <w:sz w:val="26"/>
+                <w:szCs w:val="26"/>
               </w:rPr>
             </w:pPr>
           </w:p>
@@ -1328,8 +1534,10 @@
       <w:pPr>
         <w:rPr>
           <w:rFonts w:ascii="Times New Roman" w:hAnsi="Times New Roman" w:cs="Times New Roman"/>
-          <w:sz w:val="30"/>
-          <w:szCs w:val="30"/>
+          <w:b/>
+          <w:bCs/>
+          <w:sz w:val="10"/>
+          <w:szCs w:val="10"/>
           <w:lang w:val="tr-TR"/>
         </w:rPr>
       </w:pPr>
@@ -1338,6 +1546,14 @@
       <w:tblPr>
         <w:tblStyle w:val="TableGrid"/>
         <w:tblW w:w="0" w:type="auto"/>
+        <w:tblBorders>
+          <w:top w:val="none" w:sz="0" w:space="0" w:color="auto"/>
+          <w:left w:val="none" w:sz="0" w:space="0" w:color="auto"/>
+          <w:bottom w:val="none" w:sz="0" w:space="0" w:color="auto"/>
+          <w:right w:val="none" w:sz="0" w:space="0" w:color="auto"/>
+          <w:insideH w:val="none" w:sz="0" w:space="0" w:color="auto"/>
+          <w:insideV w:val="none" w:sz="0" w:space="0" w:color="auto"/>
+        </w:tblBorders>
         <w:tblLook w:val="04A0" w:firstRow="1" w:lastRow="0" w:firstColumn="1" w:lastColumn="0" w:noHBand="0" w:noVBand="1"/>
       </w:tblPr>
       <w:tblGrid>
@@ -1353,16 +1569,16 @@
             <w:pPr>
               <w:rPr>
                 <w:rFonts w:ascii="Times New Roman" w:hAnsi="Times New Roman" w:cs="Times New Roman"/>
-                <w:sz w:val="30"/>
-                <w:szCs w:val="30"/>
+                <w:sz w:val="26"/>
+                <w:szCs w:val="26"/>
                 <w:lang w:val="tk-TM"/>
               </w:rPr>
             </w:pPr>
             <w:r>
               <w:rPr>
                 <w:rFonts w:ascii="Times New Roman" w:hAnsi="Times New Roman" w:cs="Times New Roman"/>
-                <w:sz w:val="30"/>
-                <w:szCs w:val="30"/>
+                <w:sz w:val="26"/>
+                <w:szCs w:val="26"/>
                 <w:lang w:val="tr-TR"/>
               </w:rPr>
               <w:t>“__”__________20____</w:t>
@@ -1370,8 +1586,8 @@
             <w:r>
               <w:rPr>
                 <w:rFonts w:ascii="Times New Roman" w:hAnsi="Times New Roman" w:cs="Times New Roman"/>
-                <w:sz w:val="30"/>
-                <w:szCs w:val="30"/>
+                <w:sz w:val="26"/>
+                <w:szCs w:val="26"/>
                 <w:lang w:val="tk-TM"/>
               </w:rPr>
               <w:t>ý.</w:t>
@@ -1386,16 +1602,16 @@
             <w:pPr>
               <w:rPr>
                 <w:rFonts w:ascii="Times New Roman" w:hAnsi="Times New Roman" w:cs="Times New Roman"/>
-                <w:sz w:val="30"/>
-                <w:szCs w:val="30"/>
+                <w:sz w:val="26"/>
+                <w:szCs w:val="26"/>
                 <w:lang w:val="tr-TR"/>
               </w:rPr>
             </w:pPr>
             <w:r>
               <w:rPr>
                 <w:rFonts w:ascii="Times New Roman" w:hAnsi="Times New Roman" w:cs="Times New Roman"/>
-                <w:sz w:val="30"/>
-                <w:szCs w:val="30"/>
+                <w:sz w:val="26"/>
+                <w:szCs w:val="26"/>
                 <w:lang w:val="tr-TR"/>
               </w:rPr>
               <w:t>M.Ý.</w:t>
@@ -1510,7 +1726,7 @@
       <w:headerReference w:type="even" r:id="rId6"/>
       <w:headerReference w:type="first" r:id="rId7"/>
       <w:pgSz w:w="12240" w:h="15840"/>
-      <w:pgMar w:top="540" w:right="1440" w:bottom="270" w:left="1440" w:header="720" w:footer="720" w:gutter="0"/>
+      <w:pgMar w:top="1080" w:right="1440" w:bottom="270" w:left="1440" w:header="720" w:footer="720" w:gutter="0"/>
       <w:cols w:space="720"/>
       <w:docGrid w:linePitch="360"/>
     </w:sectPr>
